--- a/class-official-template.docx
+++ b/class-official-template.docx
@@ -89,7 +89,23 @@
           <w:b/>
           <w:sz w:val="28"/>
         </w:rPr>
-        <w:t xml:space="preserve">                                          導師：</w:t>
+        <w:t xml:space="preserve">                                </w:t>
+      </w:r>
+      <w:r>
+        <w:rPr>
+          <w:rFonts w:ascii="標楷體" w:eastAsia="標楷體" w:hAnsi="標楷體" w:hint="eastAsia"/>
+          <w:b/>
+          <w:sz w:val="28"/>
+        </w:rPr>
+        <w:t xml:space="preserve">      </w:t>
+      </w:r>
+      <w:r>
+        <w:rPr>
+          <w:rFonts w:ascii="標楷體" w:eastAsia="標楷體" w:hAnsi="標楷體" w:hint="eastAsia"/>
+          <w:b/>
+          <w:sz w:val="28"/>
+        </w:rPr>
+        <w:t xml:space="preserve">    導師：</w:t>
       </w:r>
       <w:r>
         <w:rPr>
@@ -2747,9 +2763,8 @@
         <w:gridCol w:w="1276"/>
         <w:gridCol w:w="710"/>
         <w:gridCol w:w="1134"/>
-        <w:gridCol w:w="560"/>
-        <w:gridCol w:w="7"/>
-        <w:gridCol w:w="1222"/>
+        <w:gridCol w:w="589"/>
+        <w:gridCol w:w="1200"/>
       </w:tblGrid>
       <w:tr>
         <w:trPr>
@@ -3155,8 +3170,7 @@
         </w:tc>
         <w:tc>
           <w:tcPr>
-            <w:tcW w:w="567" w:type="dxa"/>
-            <w:gridSpan w:val="2"/>
+            <w:tcW w:w="589" w:type="dxa"/>
             <w:tcBorders>
               <w:top w:val="single" w:sz="6" w:space="0" w:color="auto"/>
               <w:left w:val="single" w:sz="6" w:space="0" w:color="auto"/>
@@ -3196,7 +3210,7 @@
         </w:tc>
         <w:tc>
           <w:tcPr>
-            <w:tcW w:w="1222" w:type="dxa"/>
+            <w:tcW w:w="1200" w:type="dxa"/>
             <w:tcBorders>
               <w:top w:val="single" w:sz="6" w:space="0" w:color="auto"/>
               <w:left w:val="single" w:sz="6" w:space="0" w:color="auto"/>
@@ -3629,8 +3643,7 @@
         </w:tc>
         <w:tc>
           <w:tcPr>
-            <w:tcW w:w="567" w:type="dxa"/>
-            <w:gridSpan w:val="2"/>
+            <w:tcW w:w="589" w:type="dxa"/>
             <w:tcBorders>
               <w:top w:val="single" w:sz="6" w:space="0" w:color="auto"/>
               <w:left w:val="single" w:sz="6" w:space="0" w:color="auto"/>
@@ -3666,7 +3679,7 @@
         </w:tc>
         <w:tc>
           <w:tcPr>
-            <w:tcW w:w="1222" w:type="dxa"/>
+            <w:tcW w:w="1200" w:type="dxa"/>
             <w:tcBorders>
               <w:top w:val="single" w:sz="6" w:space="0" w:color="auto"/>
               <w:left w:val="single" w:sz="6" w:space="0" w:color="auto"/>
@@ -4077,8 +4090,7 @@
         </w:tc>
         <w:tc>
           <w:tcPr>
-            <w:tcW w:w="567" w:type="dxa"/>
-            <w:gridSpan w:val="2"/>
+            <w:tcW w:w="589" w:type="dxa"/>
             <w:tcBorders>
               <w:left w:val="single" w:sz="6" w:space="0" w:color="auto"/>
               <w:right w:val="single" w:sz="6" w:space="0" w:color="auto"/>
@@ -4113,7 +4125,7 @@
         </w:tc>
         <w:tc>
           <w:tcPr>
-            <w:tcW w:w="1222" w:type="dxa"/>
+            <w:tcW w:w="1200" w:type="dxa"/>
             <w:tcBorders>
               <w:left w:val="single" w:sz="6" w:space="0" w:color="auto"/>
               <w:right w:val="double" w:sz="4" w:space="0" w:color="auto"/>
@@ -4494,8 +4506,7 @@
         </w:tc>
         <w:tc>
           <w:tcPr>
-            <w:tcW w:w="567" w:type="dxa"/>
-            <w:gridSpan w:val="2"/>
+            <w:tcW w:w="589" w:type="dxa"/>
             <w:tcBorders>
               <w:left w:val="single" w:sz="6" w:space="0" w:color="auto"/>
               <w:right w:val="single" w:sz="6" w:space="0" w:color="auto"/>
@@ -4530,7 +4541,7 @@
         </w:tc>
         <w:tc>
           <w:tcPr>
-            <w:tcW w:w="1222" w:type="dxa"/>
+            <w:tcW w:w="1200" w:type="dxa"/>
             <w:tcBorders>
               <w:left w:val="single" w:sz="6" w:space="0" w:color="auto"/>
               <w:right w:val="double" w:sz="4" w:space="0" w:color="auto"/>
@@ -4925,8 +4936,7 @@
         </w:tc>
         <w:tc>
           <w:tcPr>
-            <w:tcW w:w="567" w:type="dxa"/>
-            <w:gridSpan w:val="2"/>
+            <w:tcW w:w="589" w:type="dxa"/>
             <w:tcBorders>
               <w:left w:val="single" w:sz="6" w:space="0" w:color="auto"/>
               <w:right w:val="single" w:sz="6" w:space="0" w:color="auto"/>
@@ -4961,7 +4971,7 @@
         </w:tc>
         <w:tc>
           <w:tcPr>
-            <w:tcW w:w="1222" w:type="dxa"/>
+            <w:tcW w:w="1200" w:type="dxa"/>
             <w:tcBorders>
               <w:left w:val="single" w:sz="6" w:space="0" w:color="auto"/>
               <w:right w:val="double" w:sz="4" w:space="0" w:color="auto"/>
@@ -5360,8 +5370,7 @@
         </w:tc>
         <w:tc>
           <w:tcPr>
-            <w:tcW w:w="567" w:type="dxa"/>
-            <w:gridSpan w:val="2"/>
+            <w:tcW w:w="589" w:type="dxa"/>
             <w:tcBorders>
               <w:left w:val="single" w:sz="6" w:space="0" w:color="auto"/>
               <w:right w:val="single" w:sz="6" w:space="0" w:color="auto"/>
@@ -5396,7 +5405,7 @@
         </w:tc>
         <w:tc>
           <w:tcPr>
-            <w:tcW w:w="1222" w:type="dxa"/>
+            <w:tcW w:w="1200" w:type="dxa"/>
             <w:tcBorders>
               <w:left w:val="single" w:sz="6" w:space="0" w:color="auto"/>
               <w:right w:val="double" w:sz="4" w:space="0" w:color="auto"/>
@@ -5794,7 +5803,7 @@
         </w:tc>
         <w:tc>
           <w:tcPr>
-            <w:tcW w:w="560" w:type="dxa"/>
+            <w:tcW w:w="589" w:type="dxa"/>
             <w:tcBorders>
               <w:top w:val="single" w:sz="6" w:space="0" w:color="auto"/>
               <w:left w:val="single" w:sz="6" w:space="0" w:color="auto"/>
@@ -5824,8 +5833,7 @@
         </w:tc>
         <w:tc>
           <w:tcPr>
-            <w:tcW w:w="1229" w:type="dxa"/>
-            <w:gridSpan w:val="2"/>
+            <w:tcW w:w="1200" w:type="dxa"/>
             <w:tcBorders>
               <w:top w:val="single" w:sz="6" w:space="0" w:color="auto"/>
               <w:left w:val="single" w:sz="6" w:space="0" w:color="auto"/>
@@ -6224,7 +6232,7 @@
         </w:tc>
         <w:tc>
           <w:tcPr>
-            <w:tcW w:w="560" w:type="dxa"/>
+            <w:tcW w:w="589" w:type="dxa"/>
             <w:tcBorders>
               <w:left w:val="single" w:sz="6" w:space="0" w:color="auto"/>
               <w:right w:val="single" w:sz="6" w:space="0" w:color="auto"/>
@@ -6255,8 +6263,7 @@
         </w:tc>
         <w:tc>
           <w:tcPr>
-            <w:tcW w:w="1229" w:type="dxa"/>
-            <w:gridSpan w:val="2"/>
+            <w:tcW w:w="1200" w:type="dxa"/>
             <w:tcBorders>
               <w:left w:val="single" w:sz="6" w:space="0" w:color="auto"/>
               <w:right w:val="double" w:sz="4" w:space="0" w:color="auto"/>
@@ -6670,7 +6677,7 @@
         <w:tc>
           <w:tcPr>
             <w:tcW w:w="1789" w:type="dxa"/>
-            <w:gridSpan w:val="3"/>
+            <w:gridSpan w:val="2"/>
             <w:tcBorders>
               <w:left w:val="single" w:sz="6" w:space="0" w:color="auto"/>
               <w:right w:val="double" w:sz="4" w:space="0" w:color="auto"/>
@@ -7020,7 +7027,7 @@
         <w:tc>
           <w:tcPr>
             <w:tcW w:w="2923" w:type="dxa"/>
-            <w:gridSpan w:val="4"/>
+            <w:gridSpan w:val="3"/>
             <w:tcBorders>
               <w:left w:val="single" w:sz="6" w:space="0" w:color="auto"/>
               <w:bottom w:val="double" w:sz="4" w:space="0" w:color="auto"/>

--- a/class-official-template.docx
+++ b/class-official-template.docx
@@ -3250,7 +3250,7 @@
       </w:tr>
       <w:tr>
         <w:trPr>
-          <w:trHeight w:val="20"/>
+          <w:trHeight w:hRule="exact" w:val="283"/>
         </w:trPr>
         <w:tc>
           <w:tcPr>
@@ -3438,7 +3438,18 @@
                 <w:sz w:val="22"/>
                 <w:fitText w:val="600" w:id="-389507328"/>
               </w:rPr>
-              <w:t>自然科學</w:t>
+              <w:t>自然科</w:t>
+            </w:r>
+            <w:r>
+              <w:rPr>
+                <w:rFonts w:ascii="標楷體" w:eastAsia="標楷體" w:hAnsi="標楷體" w:hint="eastAsia"/>
+                <w:spacing w:val="4"/>
+                <w:w w:val="68"/>
+                <w:kern w:val="0"/>
+                <w:sz w:val="22"/>
+                <w:fitText w:val="600" w:id="-389507328"/>
+              </w:rPr>
+              <w:t>學</w:t>
             </w:r>
           </w:p>
         </w:tc>
@@ -5541,15 +5552,7 @@
                 <w:rFonts w:ascii="標楷體" w:eastAsia="標楷體" w:hAnsi="標楷體"/>
                 <w:sz w:val="22"/>
               </w:rPr>
-              <w:t>{生活科技</w:t>
-            </w:r>
-            <w:r>
-              <w:rPr>
-                <w:rFonts w:ascii="標楷體" w:eastAsia="標楷體" w:hAnsi="標楷體"/>
-                <w:sz w:val="22"/>
-              </w:rPr>
-              <w:lastRenderedPageBreak/>
-              <w:t>節}</w:t>
+              <w:t>{生活科技節}</w:t>
             </w:r>
           </w:p>
         </w:tc>
@@ -5585,7 +5588,6 @@
                 <w:rFonts w:ascii="標楷體" w:eastAsia="標楷體" w:hAnsi="標楷體"/>
                 <w:sz w:val="22"/>
               </w:rPr>
-              <w:lastRenderedPageBreak/>
               <w:t>{生活科技師}</w:t>
             </w:r>
           </w:p>
@@ -5692,15 +5694,7 @@
                 <w:rFonts w:ascii="標楷體" w:eastAsia="標楷體" w:hAnsi="標楷體"/>
                 <w:sz w:val="22"/>
               </w:rPr>
-              <w:t>{視覺藝術</w:t>
-            </w:r>
-            <w:r>
-              <w:rPr>
-                <w:rFonts w:ascii="標楷體" w:eastAsia="標楷體" w:hAnsi="標楷體"/>
-                <w:sz w:val="22"/>
-              </w:rPr>
-              <w:lastRenderedPageBreak/>
-              <w:t>節}</w:t>
+              <w:t>{視覺藝術節}</w:t>
             </w:r>
           </w:p>
         </w:tc>
@@ -5737,7 +5731,6 @@
                 <w:rFonts w:ascii="標楷體" w:eastAsia="標楷體" w:hAnsi="標楷體"/>
                 <w:sz w:val="22"/>
               </w:rPr>
-              <w:lastRenderedPageBreak/>
               <w:t>{視覺藝術師}</w:t>
             </w:r>
           </w:p>
@@ -5900,6 +5893,7 @@
                 <w:color w:val="000000"/>
                 <w:sz w:val="22"/>
               </w:rPr>
+              <w:lastRenderedPageBreak/>
               <w:t>社會</w:t>
             </w:r>
           </w:p>
